--- a/pr-preview/pr-329/data-handout.docx
+++ b/pr-preview/pr-329/data-handout.docx
@@ -15,7 +15,7 @@
         <w:pStyle w:val="Date"/>
       </w:pPr>
       <w:r>
-        <w:t xml:space="preserve">Last modified: 2026-10-18 00:37:28 (PDT)</w:t>
+        <w:t xml:space="preserve">Last modified: 2026-10-18 11:09:18 (PDT)</w:t>
       </w:r>
     </w:p>
     <w:bookmarkStart w:id="29" w:name="types-of-variables"/>

--- a/pr-preview/pr-329/data-handout.docx
+++ b/pr-preview/pr-329/data-handout.docx
@@ -15,7 +15,7 @@
         <w:pStyle w:val="Date"/>
       </w:pPr>
       <w:r>
-        <w:t xml:space="preserve">Last modified: 2026-10-18 11:09:18 (PDT)</w:t>
+        <w:t xml:space="preserve">Last modified: 2026-10-18 11:34:54 (PDT)</w:t>
       </w:r>
     </w:p>
     <w:bookmarkStart w:id="29" w:name="types-of-variables"/>
@@ -1266,7 +1266,7 @@
         <w:t xml:space="preserve"> </w:t>
       </w:r>
       <w:r>
-        <w:t xml:space="preserve">Dobson and Barnett (2018, sec. 2.4)</w:t>
+        <w:t xml:space="preserve">Dobson and Barnett [1, Sec. 2.4]</w:t>
       </w:r>
       <w:r>
         <w:t xml:space="preserve">.</w:t>
@@ -1707,7 +1707,7 @@
         <w:t xml:space="preserve"> </w:t>
       </w:r>
       <w:r>
-        <w:t xml:space="preserve">Dobson and Barnett (2018)</w:t>
+        <w:t xml:space="preserve">Dobson and Barnett [1]</w:t>
       </w:r>
       <w:r>
         <w:t xml:space="preserve">, section 2.4, for details.</w:t>
@@ -1777,7 +1777,7 @@
         <w:t xml:space="preserve"> </w:t>
       </w:r>
       <w:r>
-        <w:t xml:space="preserve">Dobson and Barnett (2018, sec. 2.4)</w:t>
+        <w:t xml:space="preserve">Dobson and Barnett [1, Sec. 2.4]</w:t>
       </w:r>
       <w:r>
         <w:t xml:space="preserve">.</w:t>
@@ -1987,7 +1987,7 @@
         <w:t xml:space="preserve"> (Source: Reference level). </w:t>
       </w:r>
       <w:r>
-        <w:t xml:space="preserve">Dobson and Barnett (2018, sec. 2.4)</w:t>
+        <w:t xml:space="preserve">Dobson and Barnett [1, Sec. 2.4]</w:t>
       </w:r>
       <w:r>
         <w:t xml:space="preserve">, who call this the corner point parameterization.</w:t>
@@ -7929,7 +7929,16 @@
         <w:pStyle w:val="Bibliography"/>
       </w:pPr>
       <w:r>
-        <w:t xml:space="preserve">Dobson, Annette J, and Adrian G Barnett. 2018.</w:t>
+        <w:t xml:space="preserve">[1]</w:t>
+      </w:r>
+      <w:r>
+        <w:t xml:space="preserve"> </w:t>
+      </w:r>
+      <w:r>
+        <w:t xml:space="preserve">	</w:t>
+      </w:r>
+      <w:r>
+        <w:t xml:space="preserve">A. J. Dobson and A. G. Barnett,</w:t>
       </w:r>
       <w:r>
         <w:t xml:space="preserve"> </w:t>
@@ -7939,10 +7948,10 @@
           <w:i/>
           <w:iCs/>
         </w:rPr>
-        <w:t xml:space="preserve">An Introduction to Generalized Linear Models</w:t>
-      </w:r>
-      <w:r>
-        <w:t xml:space="preserve">. 4th ed. CRC press.</w:t>
+        <w:t xml:space="preserve">An introduction to generalized linear models</w:t>
+      </w:r>
+      <w:r>
+        <w:t xml:space="preserve">, 4th ed. CRC press, 2018. doi:</w:t>
       </w:r>
       <w:r>
         <w:t xml:space="preserve"> </w:t>
@@ -7952,7 +7961,7 @@
           <w:rPr>
             <w:rStyle w:val="Hyperlink"/>
           </w:rPr>
-          <w:t xml:space="preserve">https://doi.org/10.1201/9781315182780</w:t>
+          <w:t xml:space="preserve">10.1201/9781315182780</w:t>
         </w:r>
       </w:hyperlink>
       <w:r>
